--- a/Word_Files/admin_code-tiitle_28,_Bulletin921.docx
+++ b/Word_Files/admin_code-tiitle_28,_Bulletin921.docx
@@ -37130,17 +37130,110 @@
 </file>
 
 <file path=customXml/item2.xml><?xml version="1.0" encoding="utf-8"?>
-<ct:contentTypeSchema xmlns:ct="http://schemas.microsoft.com/office/2006/metadata/contentType" xmlns:ma="http://schemas.microsoft.com/office/2006/metadata/properties/metaAttributes" ct:_="" ma:_="" ma:contentTypeName="Document" ma:contentTypeID="0x010100CFCC8FF32C8BBD47B6F739CC29687D15" ma:contentTypeVersion="0" ma:contentTypeDescription="Create a new document." ma:contentTypeScope="" ma:versionID="c1dd5a8ab1ebf61602f0a2a6aed9764a">
-  <xsd:schema xmlns:xsd="http://www.w3.org/2001/XMLSchema" xmlns:xs="http://www.w3.org/2001/XMLSchema" xmlns:p="http://schemas.microsoft.com/office/2006/metadata/properties" targetNamespace="http://schemas.microsoft.com/office/2006/metadata/properties" ma:root="true" ma:fieldsID="1b05d82d297216baf5b26c55225140df">
+<ct:contentTypeSchema xmlns:ct="http://schemas.microsoft.com/office/2006/metadata/contentType" xmlns:ma="http://schemas.microsoft.com/office/2006/metadata/properties/metaAttributes" ct:_="" ma:_="" ma:contentTypeName="Document" ma:contentTypeID="0x0101002B806C501EEFCC428C912460789080FF" ma:contentTypeVersion="13" ma:contentTypeDescription="Create a new document." ma:contentTypeScope="" ma:versionID="a644a7ee4669acf12ffb59becaad1966">
+  <xsd:schema xmlns:xsd="http://www.w3.org/2001/XMLSchema" xmlns:xs="http://www.w3.org/2001/XMLSchema" xmlns:p="http://schemas.microsoft.com/office/2006/metadata/properties" xmlns:ns2="038fadb8-8544-4376-acf0-291820ded51c" xmlns:ns3="ca74ca7e-483f-4c65-b553-438baf8e7604" targetNamespace="http://schemas.microsoft.com/office/2006/metadata/properties" ma:root="true" ma:fieldsID="52dbaaea7361655328b6c4feb990ab26" ns2:_="" ns3:_="">
+    <xsd:import namespace="038fadb8-8544-4376-acf0-291820ded51c"/>
+    <xsd:import namespace="ca74ca7e-483f-4c65-b553-438baf8e7604"/>
     <xsd:element name="properties">
       <xsd:complexType>
         <xsd:sequence>
           <xsd:element name="documentManagement">
             <xsd:complexType>
-              <xsd:all/>
+              <xsd:all>
+                <xsd:element ref="ns2:MediaServiceMetadata" minOccurs="0"/>
+                <xsd:element ref="ns2:MediaServiceFastMetadata" minOccurs="0"/>
+                <xsd:element ref="ns2:MediaServiceSearchProperties" minOccurs="0"/>
+                <xsd:element ref="ns2:MediaServiceDateTaken" minOccurs="0"/>
+                <xsd:element ref="ns2:lcf76f155ced4ddcb4097134ff3c332f" minOccurs="0"/>
+                <xsd:element ref="ns3:TaxCatchAll" minOccurs="0"/>
+                <xsd:element ref="ns2:MediaServiceOCR" minOccurs="0"/>
+                <xsd:element ref="ns2:MediaServiceGenerationTime" minOccurs="0"/>
+                <xsd:element ref="ns2:MediaServiceEventHashCode" minOccurs="0"/>
+                <xsd:element ref="ns2:MediaServiceLocation" minOccurs="0"/>
+                <xsd:element ref="ns2:MediaServiceBillingMetadata" minOccurs="0"/>
+                <xsd:element ref="ns2:MediaLengthInSeconds" minOccurs="0"/>
+              </xsd:all>
             </xsd:complexType>
           </xsd:element>
         </xsd:sequence>
+      </xsd:complexType>
+    </xsd:element>
+  </xsd:schema>
+  <xsd:schema xmlns:xsd="http://www.w3.org/2001/XMLSchema" xmlns:xs="http://www.w3.org/2001/XMLSchema" xmlns:dms="http://schemas.microsoft.com/office/2006/documentManagement/types" xmlns:pc="http://schemas.microsoft.com/office/infopath/2007/PartnerControls" targetNamespace="038fadb8-8544-4376-acf0-291820ded51c" elementFormDefault="qualified">
+    <xsd:import namespace="http://schemas.microsoft.com/office/2006/documentManagement/types"/>
+    <xsd:import namespace="http://schemas.microsoft.com/office/infopath/2007/PartnerControls"/>
+    <xsd:element name="MediaServiceMetadata" ma:index="8" nillable="true" ma:displayName="MediaServiceMetadata" ma:hidden="true" ma:internalName="MediaServiceMetadata" ma:readOnly="true">
+      <xsd:simpleType>
+        <xsd:restriction base="dms:Note"/>
+      </xsd:simpleType>
+    </xsd:element>
+    <xsd:element name="MediaServiceFastMetadata" ma:index="9" nillable="true" ma:displayName="MediaServiceFastMetadata" ma:hidden="true" ma:internalName="MediaServiceFastMetadata" ma:readOnly="true">
+      <xsd:simpleType>
+        <xsd:restriction base="dms:Note"/>
+      </xsd:simpleType>
+    </xsd:element>
+    <xsd:element name="MediaServiceSearchProperties" ma:index="10" nillable="true" ma:displayName="MediaServiceSearchProperties" ma:hidden="true" ma:internalName="MediaServiceSearchProperties" ma:readOnly="true">
+      <xsd:simpleType>
+        <xsd:restriction base="dms:Note"/>
+      </xsd:simpleType>
+    </xsd:element>
+    <xsd:element name="MediaServiceDateTaken" ma:index="11" nillable="true" ma:displayName="MediaServiceDateTaken" ma:hidden="true" ma:indexed="true" ma:internalName="MediaServiceDateTaken" ma:readOnly="true">
+      <xsd:simpleType>
+        <xsd:restriction base="dms:Text"/>
+      </xsd:simpleType>
+    </xsd:element>
+    <xsd:element name="lcf76f155ced4ddcb4097134ff3c332f" ma:index="13" nillable="true" ma:taxonomy="true" ma:internalName="lcf76f155ced4ddcb4097134ff3c332f" ma:taxonomyFieldName="MediaServiceImageTags" ma:displayName="Image Tags" ma:readOnly="false" ma:fieldId="{5cf76f15-5ced-4ddc-b409-7134ff3c332f}" ma:taxonomyMulti="true" ma:sspId="917141df-0994-4701-b1d4-5458a888e076" ma:termSetId="09814cd3-568e-fe90-9814-8d621ff8fb84" ma:anchorId="fba54fb3-c3e1-fe81-a776-ca4b69148c4d" ma:open="true" ma:isKeyword="false">
+      <xsd:complexType>
+        <xsd:sequence>
+          <xsd:element ref="pc:Terms" minOccurs="0" maxOccurs="1"/>
+        </xsd:sequence>
+      </xsd:complexType>
+    </xsd:element>
+    <xsd:element name="MediaServiceOCR" ma:index="15" nillable="true" ma:displayName="Extracted Text" ma:internalName="MediaServiceOCR" ma:readOnly="true">
+      <xsd:simpleType>
+        <xsd:restriction base="dms:Note">
+          <xsd:maxLength value="255"/>
+        </xsd:restriction>
+      </xsd:simpleType>
+    </xsd:element>
+    <xsd:element name="MediaServiceGenerationTime" ma:index="16" nillable="true" ma:displayName="MediaServiceGenerationTime" ma:hidden="true" ma:internalName="MediaServiceGenerationTime" ma:readOnly="true">
+      <xsd:simpleType>
+        <xsd:restriction base="dms:Text"/>
+      </xsd:simpleType>
+    </xsd:element>
+    <xsd:element name="MediaServiceEventHashCode" ma:index="17" nillable="true" ma:displayName="MediaServiceEventHashCode" ma:hidden="true" ma:internalName="MediaServiceEventHashCode" ma:readOnly="true">
+      <xsd:simpleType>
+        <xsd:restriction base="dms:Text"/>
+      </xsd:simpleType>
+    </xsd:element>
+    <xsd:element name="MediaServiceLocation" ma:index="18" nillable="true" ma:displayName="Location" ma:description="" ma:indexed="true" ma:internalName="MediaServiceLocation" ma:readOnly="true">
+      <xsd:simpleType>
+        <xsd:restriction base="dms:Text"/>
+      </xsd:simpleType>
+    </xsd:element>
+    <xsd:element name="MediaServiceBillingMetadata" ma:index="19" nillable="true" ma:displayName="MediaServiceBillingMetadata" ma:hidden="true" ma:internalName="MediaServiceBillingMetadata" ma:readOnly="true">
+      <xsd:simpleType>
+        <xsd:restriction base="dms:Note"/>
+      </xsd:simpleType>
+    </xsd:element>
+    <xsd:element name="MediaLengthInSeconds" ma:index="20" nillable="true" ma:displayName="MediaLengthInSeconds" ma:hidden="true" ma:internalName="MediaLengthInSeconds" ma:readOnly="true">
+      <xsd:simpleType>
+        <xsd:restriction base="dms:Unknown"/>
+      </xsd:simpleType>
+    </xsd:element>
+  </xsd:schema>
+  <xsd:schema xmlns:xsd="http://www.w3.org/2001/XMLSchema" xmlns:xs="http://www.w3.org/2001/XMLSchema" xmlns:dms="http://schemas.microsoft.com/office/2006/documentManagement/types" xmlns:pc="http://schemas.microsoft.com/office/infopath/2007/PartnerControls" targetNamespace="ca74ca7e-483f-4c65-b553-438baf8e7604" elementFormDefault="qualified">
+    <xsd:import namespace="http://schemas.microsoft.com/office/2006/documentManagement/types"/>
+    <xsd:import namespace="http://schemas.microsoft.com/office/infopath/2007/PartnerControls"/>
+    <xsd:element name="TaxCatchAll" ma:index="14" nillable="true" ma:displayName="Taxonomy Catch All Column" ma:hidden="true" ma:list="{c9d1d139-f981-41e8-88ca-d6ed8072f59f}" ma:internalName="TaxCatchAll" ma:showField="CatchAllData" ma:web="ca74ca7e-483f-4c65-b553-438baf8e7604">
+      <xsd:complexType>
+        <xsd:complexContent>
+          <xsd:extension base="dms:MultiChoiceLookup">
+            <xsd:sequence>
+              <xsd:element name="Value" type="dms:Lookup" maxOccurs="unbounded" minOccurs="0" nillable="true"/>
+            </xsd:sequence>
+          </xsd:extension>
+        </xsd:complexContent>
       </xsd:complexType>
     </xsd:element>
   </xsd:schema>
@@ -37254,7 +37347,12 @@
 
 <file path=customXml/item4.xml><?xml version="1.0" encoding="utf-8"?>
 <p:properties xmlns:p="http://schemas.microsoft.com/office/2006/metadata/properties" xmlns:xsi="http://www.w3.org/2001/XMLSchema-instance" xmlns:pc="http://schemas.microsoft.com/office/infopath/2007/PartnerControls">
-  <documentManagement/>
+  <documentManagement>
+    <TaxCatchAll xmlns="ca74ca7e-483f-4c65-b553-438baf8e7604" xsi:nil="true"/>
+    <lcf76f155ced4ddcb4097134ff3c332f xmlns="038fadb8-8544-4376-acf0-291820ded51c">
+      <Terms xmlns="http://schemas.microsoft.com/office/infopath/2007/PartnerControls"/>
+    </lcf76f155ced4ddcb4097134ff3c332f>
+  </documentManagement>
 </p:properties>
 </file>
 
@@ -37267,19 +37365,7 @@
 </file>
 
 <file path=customXml/itemProps2.xml><?xml version="1.0" encoding="utf-8"?>
-<ds:datastoreItem xmlns:ds="http://schemas.openxmlformats.org/officeDocument/2006/customXml" ds:itemID="{972D1466-54BC-4C15-854A-C14D4DF3FAD3}">
-  <ds:schemaRefs>
-    <ds:schemaRef ds:uri="http://schemas.microsoft.com/office/2006/metadata/contentType"/>
-    <ds:schemaRef ds:uri="http://schemas.microsoft.com/office/2006/metadata/properties/metaAttributes"/>
-    <ds:schemaRef ds:uri="http://www.w3.org/2001/XMLSchema"/>
-    <ds:schemaRef ds:uri="http://schemas.microsoft.com/office/2006/metadata/properties"/>
-    <ds:schemaRef ds:uri="http://schemas.openxmlformats.org/package/2006/metadata/core-properties"/>
-    <ds:schemaRef ds:uri="http://purl.org/dc/elements/1.1/"/>
-    <ds:schemaRef ds:uri="http://purl.org/dc/terms/"/>
-    <ds:schemaRef ds:uri="http://schemas.microsoft.com/internal/obd"/>
-    <ds:schemaRef ds:uri="http://schemas.microsoft.com/office/infopath/2007/PartnerControls"/>
-  </ds:schemaRefs>
-</ds:datastoreItem>
+<ds:datastoreItem xmlns:ds="http://schemas.openxmlformats.org/officeDocument/2006/customXml" ds:itemID="{7FD40AF6-5886-4117-858A-0B7F0514165E}"/>
 </file>
 
 <file path=customXml/itemProps3.xml><?xml version="1.0" encoding="utf-8"?>
